--- a/chapter1/Chapter_1_HS_machines_CLEAN.docx
+++ b/chapter1/Chapter_1_HS_machines_CLEAN.docx
@@ -10998,7 +10998,7 @@
           <w:rFonts w:ascii="Times New Roman" w:hAnsi="Times New Roman" w:cs="Times New Roman"/>
           <w:lang w:val="en-GB"/>
         </w:rPr>
-        <w:t xml:space="preserve">Chapter 11 treats the drive as the gatekeeper it is: the converter interface, the role of SiC and GaN devices, insulation stress under fast switching, bearing currents, and control at high fundamental frequency including sensorless operation at low pulse ratios. Chapters 12 and 13 present complete design case studies, industrial and mobile respectively, each carried from specification to measured validation, with the test methods, the loss segregation at high speed, and the overspeed and endurance qualification that the applicable standards require.</w:t>
+        <w:t xml:space="preserve">Chapter 11 treats the converter as the gatekeeper it is: the converter interface and the modulation ratio, the role of SiC and GaN devices, insulation stress under fast switching, bearing currents and electromagnetic compatibility, and the matching of each of the two machines to its converter. Chapter 12 takes up what the resulting pulse ratio does to the control. Where the switching frequency is no longer far above the fundamental, the computational and modulation delays occupy a substantial part of the period and the discrete-time nature of the regulator becomes a constraint on the machine rather than a detail of its implementation; current regulation, sensorless operation and run-up through the critical speeds are developed on that basis. Chapters 13 and 14 present complete design case studies, industrial and mobile respectively, each carried from specification to measured validation, with the test methods, the loss segregation at high speed, and the overspeed and endurance qualification that the applicable standards require.</w:t>
       </w:r>
     </w:p>
     <w:p>

--- a/chapter1/Chapter_1_HS_machines_CLEAN.docx
+++ b/chapter1/Chapter_1_HS_machines_CLEAN.docx
@@ -2303,29 +2303,23 @@
           <w:noProof/>
           <w:lang w:val="en-GB"/>
         </w:rPr>
-        <w:drawing>
-          <wp:inline distT="0" distB="0" distL="0" distR="0" wp14:anchorId="7AD894E6" wp14:editId="6132750D">
-            <wp:extent cx="5731510" cy="3126105"/>
-            <wp:effectExtent l="0" t="0" r="2540" b="0"/>
-            <wp:docPr id="169046035" name="Picture 1"/>
+        <w:drawing xmlns:a="http://schemas.openxmlformats.org/drawingml/2006/main" xmlns:pic="http://schemas.openxmlformats.org/drawingml/2006/picture">
+          <wp:inline distT="0" distB="0" distL="0" distR="0">
+            <wp:extent cx="5731510" cy="5365350"/>
+            <wp:effectExtent l="0" t="0" r="0" b="0"/>
+            <wp:docPr id="900000006" name="Picture 900000006"/>
             <wp:cNvGraphicFramePr>
-              <a:graphicFrameLocks xmlns:a="http://schemas.openxmlformats.org/drawingml/2006/main" noChangeAspect="1"/>
+              <a:graphicFrameLocks noChangeAspect="1"/>
             </wp:cNvGraphicFramePr>
-            <a:graphic xmlns:a="http://schemas.openxmlformats.org/drawingml/2006/main">
+            <a:graphic>
               <a:graphicData uri="http://schemas.openxmlformats.org/drawingml/2006/picture">
-                <pic:pic xmlns:pic="http://schemas.openxmlformats.org/drawingml/2006/picture">
+                <pic:pic>
                   <pic:nvPicPr>
-                    <pic:cNvPr id="169046035" name="Picture 169046035"/>
+                    <pic:cNvPr id="900000006" name="fig_geared_vs_directdrive.png"/>
                     <pic:cNvPicPr/>
                   </pic:nvPicPr>
                   <pic:blipFill>
-                    <a:blip r:embed="rId8" cstate="print">
-                      <a:extLst>
-                        <a:ext uri="{28A0092B-C50C-407E-A947-70E740481C1C}">
-                          <a14:useLocalDpi xmlns:a14="http://schemas.microsoft.com/office/drawing/2010/main" val="0"/>
-                        </a:ext>
-                      </a:extLst>
-                    </a:blip>
+                    <a:blip r:embed="rId106"/>
                     <a:stretch>
                       <a:fillRect/>
                     </a:stretch>
@@ -2333,7 +2327,7 @@
                   <pic:spPr>
                     <a:xfrm>
                       <a:off x="0" y="0"/>
-                      <a:ext cx="5731510" cy="3126105"/>
+                      <a:ext cx="5731510" cy="5365350"/>
                     </a:xfrm>
                     <a:prstGeom prst="rect">
                       <a:avLst/>
@@ -3706,7 +3700,21 @@
           <w:rFonts w:ascii="Times New Roman" w:hAnsi="Times New Roman" w:cs="Times New Roman"/>
           <w:lang w:val="en-GB"/>
         </w:rPr>
-        <w:t>However, this mass reduction comes at a steep price: high fundamental frequency. An 8-pole motor spinning at 15,000 r/min requires a fundamental frequency of 1,000 Hz. At 30,000 r/min, this rises to 2,000 Hz. To manage the resulting iron losses, mobile HS machines utilize ultra-thin, high-performance electrical steels (often 0.1 mm or 0.2 mm thick) and highly optimized cooling paths, often involving direct oil cooling where the lubricant for the gears is also used to cool the stator windings and rotor.</w:t>
+        <w:t xml:space="preserve">However, this mass reduction comes at a steep price: high fundamental frequency. An 8-pole motor spinning at 15,000 r/min requires a fundamental frequency of 1,000 Hz. At 30,000 r/min, this rises to 2,000 Hz. To manage the resulting iron losses, mobile HS machines utilize ultra-thin, high-performance electrical steels (often 0.1 mm or 0.2 mm thick) and highly optimized cooling paths, often involving direct oil cooling </w:t>
+      </w:r>
+      <w:r>
+        <w:rPr>
+          <w:rFonts w:ascii="Times New Roman" w:hAnsi="Times New Roman" w:cs="Times New Roman"/>
+          <w:lang w:val="en-GB"/>
+        </w:rPr>
+        <w:t xml:space="preserve">in which oil is used to cool the stator winding and the rotor</w:t>
+      </w:r>
+      <w:r>
+        <w:rPr>
+          <w:rFonts w:ascii="Times New Roman" w:hAnsi="Times New Roman" w:cs="Times New Roman"/>
+          <w:lang w:val="en-GB"/>
+        </w:rPr>
+        <w:t xml:space="preserve">.</w:t>
       </w:r>
     </w:p>
     <w:p>
@@ -4083,7 +4091,7 @@
           <w:rFonts w:ascii="Times New Roman" w:hAnsi="Times New Roman" w:cs="Times New Roman"/>
           <w:lang w:val="en-GB"/>
         </w:rPr>
-        <w:t xml:space="preserve">The factor of two is exact for a thin disc. For a solid rotating disc of density </w:t>
+        <w:t xml:space="preserve">It is worth putting this into algebra, because the penalty for a bore is easily underestimated and because the stress grows with the square of the peripheral speed, so a rotor passes from comfortable to impossible within a narrow band of tip speed. The factor of two quoted above is exact for a thin disc. For a solid rotating disc of density </w:t>
       </w:r>
       <w:r>
         <w:rPr>
@@ -10583,7 +10591,7 @@
           <wp:inline distT="0" distB="0" distL="0" distR="0">
             <wp:extent cx="5731510" cy="5028387"/>
             <wp:effectExtent l="0" t="0" r="0" b="0"/>
-            <wp:docPr id="900000006" name="Picture 900000006"/>
+            <wp:docPr id="900000007" name="Picture 900000007"/>
             <wp:cNvGraphicFramePr>
               <a:graphicFrameLocks noChangeAspect="1"/>
             </wp:cNvGraphicFramePr>
@@ -10591,11 +10599,11 @@
               <a:graphicData uri="http://schemas.openxmlformats.org/drawingml/2006/picture">
                 <pic:pic>
                   <pic:nvPicPr>
-                    <pic:cNvPr id="900000006" name="fig_trilemma.png"/>
+                    <pic:cNvPr id="900000007" name="fig_trilemma.png"/>
                     <pic:cNvPicPr/>
                   </pic:nvPicPr>
                   <pic:blipFill>
-                    <a:blip r:embed="rId106"/>
+                    <a:blip r:embed="rId107"/>
                     <a:stretch>
                       <a:fillRect/>
                     </a:stretch>

--- a/chapter1/Chapter_1_HS_machines_CLEAN.docx
+++ b/chapter1/Chapter_1_HS_machines_CLEAN.docx
@@ -2305,7 +2305,7 @@
         </w:rPr>
         <w:drawing xmlns:a="http://schemas.openxmlformats.org/drawingml/2006/main" xmlns:pic="http://schemas.openxmlformats.org/drawingml/2006/picture">
           <wp:inline distT="0" distB="0" distL="0" distR="0">
-            <wp:extent cx="5731510" cy="5365350"/>
+            <wp:extent cx="5731510" cy="5694722"/>
             <wp:effectExtent l="0" t="0" r="0" b="0"/>
             <wp:docPr id="900000006" name="Picture 900000006"/>
             <wp:cNvGraphicFramePr>
@@ -2327,7 +2327,7 @@
                   <pic:spPr>
                     <a:xfrm>
                       <a:off x="0" y="0"/>
-                      <a:ext cx="5731510" cy="5365350"/>
+                      <a:ext cx="5731510" cy="5694722"/>
                     </a:xfrm>
                     <a:prstGeom prst="rect">
                       <a:avLst/>
